--- a/backend/src/main/resources/templates/SageITCO_Master_Agreement_TEMPLATE.docx
+++ b/backend/src/main/resources/templates/SageITCO_Master_Agreement_TEMPLATE.docx
@@ -2833,7 +2833,7 @@
               <w:rPr>
                 <w:sz w:val="20"/>
               </w:rPr>
-              <w:t>Date: ${signatureDate}</w:t>
+              <w:t>Date: ${ermSignatureDate}</w:t>
             </w:r>
           </w:p>
         </w:tc>
@@ -3577,7 +3577,7 @@
               <w:rPr>
                 <w:sz w:val="20"/>
               </w:rPr>
-              <w:t>Date: ${signatureDate}</w:t>
+              <w:t>Date: ${ermSignatureDate}</w:t>
             </w:r>
           </w:p>
         </w:tc>
@@ -4249,21 +4249,7 @@
               <w:rPr>
                 <w:sz w:val="20"/>
               </w:rPr>
-              <w:t>Date: ${</w:t>
-            </w:r>
-            <w:proofErr w:type="spellStart"/>
-            <w:r>
-              <w:rPr>
-                <w:sz w:val="20"/>
-              </w:rPr>
-              <w:t>signatureDate</w:t>
-            </w:r>
-            <w:proofErr w:type="spellEnd"/>
-            <w:r>
-              <w:rPr>
-                <w:sz w:val="20"/>
-              </w:rPr>
-              <w:t>}</w:t>
+              <w:t>Date: ${ermSignatureDate}</w:t>
             </w:r>
           </w:p>
         </w:tc>
@@ -5262,7 +5248,7 @@
               <w:rPr>
                 <w:sz w:val="20"/>
               </w:rPr>
-              <w:t>Date: ${signatureDate}</w:t>
+              <w:t>Date: ${ermSignatureDate}</w:t>
             </w:r>
           </w:p>
         </w:tc>
@@ -6100,7 +6086,7 @@
               <w:rPr>
                 <w:sz w:val="20"/>
               </w:rPr>
-              <w:t>Date: ${signatureDate}</w:t>
+              <w:t>Date: ${ermSignatureDate}</w:t>
             </w:r>
           </w:p>
         </w:tc>
@@ -6650,7 +6636,7 @@
               <w:rPr>
                 <w:sz w:val="20"/>
               </w:rPr>
-              <w:t>Date: ${signatureDate}</w:t>
+              <w:t>Date: ${ermSignatureDate}</w:t>
             </w:r>
           </w:p>
         </w:tc>
@@ -7224,7 +7210,7 @@
               <w:rPr>
                 <w:sz w:val="20"/>
               </w:rPr>
-              <w:t>Date: ${signatureDate}</w:t>
+              <w:t>Date: ${ermSignatureDate}</w:t>
             </w:r>
           </w:p>
         </w:tc>
@@ -8188,7 +8174,7 @@
               <w:rPr>
                 <w:sz w:val="20"/>
               </w:rPr>
-              <w:t>Date: ${signatureDate}</w:t>
+              <w:t>Date: ${ermSignatureDate}</w:t>
             </w:r>
           </w:p>
         </w:tc>

--- a/backend/src/main/resources/templates/SageITCO_Master_Agreement_TEMPLATE.docx
+++ b/backend/src/main/resources/templates/SageITCO_Master_Agreement_TEMPLATE.docx
@@ -5385,6 +5385,7 @@
         <w:tc>
           <w:tcPr>
             <w:tcW w:w="2304" w:type="dxa"/>
+            <w:vMerge w:val="restart"/>
             <w:vAlign w:val="center"/>
           </w:tcPr>
           <w:p>
@@ -5395,7 +5396,7 @@
               <w:rPr>
                 <w:sz w:val="19"/>
               </w:rPr>
-              <w:t>Month 1</w:t>
+              <w:t>${phase2DeliverablePeriod}</w:t>
             </w:r>
           </w:p>
         </w:tc>
@@ -5434,18 +5435,13 @@
         <w:tc>
           <w:tcPr>
             <w:tcW w:w="2304" w:type="dxa"/>
+            <w:vMerge/>
             <w:vAlign w:val="center"/>
           </w:tcPr>
           <w:p>
             <w:pPr>
               <w:jc w:val="both"/>
             </w:pPr>
-            <w:r>
-              <w:rPr>
-                <w:sz w:val="19"/>
-              </w:rPr>
-              <w:t>Months 2–6</w:t>
-            </w:r>
           </w:p>
         </w:tc>
         <w:tc>
@@ -5474,18 +5470,13 @@
         <w:tc>
           <w:tcPr>
             <w:tcW w:w="2304" w:type="dxa"/>
+            <w:vMerge/>
             <w:vAlign w:val="center"/>
           </w:tcPr>
           <w:p>
             <w:pPr>
               <w:jc w:val="both"/>
             </w:pPr>
-            <w:r>
-              <w:rPr>
-                <w:sz w:val="19"/>
-              </w:rPr>
-              <w:t>Months 7–12</w:t>
-            </w:r>
           </w:p>
         </w:tc>
         <w:tc>
@@ -5514,18 +5505,13 @@
         <w:tc>
           <w:tcPr>
             <w:tcW w:w="2304" w:type="dxa"/>
+            <w:vMerge/>
             <w:vAlign w:val="center"/>
           </w:tcPr>
           <w:p>
             <w:pPr>
               <w:jc w:val="both"/>
             </w:pPr>
-            <w:r>
-              <w:rPr>
-                <w:sz w:val="19"/>
-              </w:rPr>
-              <w:t>Months 13–18</w:t>
-            </w:r>
           </w:p>
         </w:tc>
         <w:tc>

--- a/backend/src/main/resources/templates/SageITCO_Master_Agreement_TEMPLATE.docx
+++ b/backend/src/main/resources/templates/SageITCO_Master_Agreement_TEMPLATE.docx
@@ -417,7 +417,7 @@
         <w:t>2.6. “Integrated Service Framework”</w:t>
       </w:r>
       <w:r>
-        <w:t xml:space="preserve"> means the structured service process through which SAGAITCO delivers the Services, including intake, readiness review, service planning, resume and profile administration, interview preparation, job-navigation support, communication support, technical-readiness support, service coordination, Qualifying Employment verification, Phase 2 transition support, web-based resources, billing administration, and related advisory or support activities. The Integrated Service Framework is not intended to constitute a school, course, curriculum, degree program, diploma program, certificate program, occupational licensing program, or academic/vocational training program.</w:t>
+        <w:t xml:space="preserve"> means the structured service process through which SAGEITCO LLC delivers the Services, including intake, readiness review, service planning, resume and profile administration, interview preparation, job-navigation support, communication support, technical-readiness support, service coordination, Qualifying Employment verification, Phase 2 transition support, web-based resources, billing administration, and related advisory or support activities. The Integrated Service Framework is not intended to constitute a school, course, curriculum, degree program, diploma program, certificate program, occupational licensing program, or academic/vocational training program.</w:t>
       </w:r>
     </w:p>
     <w:p>

--- a/backend/src/main/resources/templates/SageITCO_Master_Agreement_TEMPLATE.docx
+++ b/backend/src/main/resources/templates/SageITCO_Master_Agreement_TEMPLATE.docx
@@ -1170,7 +1170,7 @@
           <w:sz w:val="21"/>
           <w:szCs w:val="22"/>
         </w:rPr>
-        <w:t>For a period of twelve (12) months following termination or completion of this Agreement, the Participant shall not directly solicit or privately engage any SAGEITCO employee, Service Provider, recruiter, contractor, consultant, representative, vendor, or third-party provider introduced to the Participant through the Services for substantially similar services outside SAGEITCO’s authorized process, where the purpose or effect is to bypass SAGEITCO’s rights, Charges, or business process under this Agreement.</w:t>
+        <w:t>For the period mentioned below following termination or completion of this Agreement, the Participant shall not directly solicit or privately engage any SAGEITCO employee, Service Provider, recruiter, contractor, consultant, representative, vendor, or third-party provider introduced to the Participant through the Services for substantially similar services outside SAGEITCO’s authorized process, where the purpose or effect is to bypass SAGEITCO’s rights, Charges, or business process under this Agreement.</w:t>
       </w:r>
     </w:p>
     <w:p>

--- a/backend/src/main/resources/templates/SageITCO_Master_Agreement_TEMPLATE.docx
+++ b/backend/src/main/resources/templates/SageITCO_Master_Agreement_TEMPLATE.docx
@@ -1170,7 +1170,7 @@
           <w:sz w:val="21"/>
           <w:szCs w:val="22"/>
         </w:rPr>
-        <w:t>For the period mentioned below following termination or completion of this Agreement, the Participant shall not directly solicit or privately engage any SAGEITCO employee, Service Provider, recruiter, contractor, consultant, representative, vendor, or third-party provider introduced to the Participant through the Services for substantially similar services outside SAGEITCO’s authorized process, where the purpose or effect is to bypass SAGEITCO’s rights, Charges, or business process under this Agreement.</w:t>
+        <w:t>For a period of twelve (12) months following termination or completion of this Agreement, the Participant shall not directly solicit or privately engage any SAGEITCO employee, Service Provider, recruiter, contractor, consultant, representative, vendor, or third-party provider introduced to the Participant through the Services for substantially similar services outside SAGEITCO’s authorized process, where the purpose or effect is to bypass SAGEITCO’s rights, Charges, or business process under this Agreement.</w:t>
       </w:r>
     </w:p>
     <w:p>

--- a/backend/src/main/resources/templates/SageITCO_Master_Agreement_TEMPLATE.docx
+++ b/backend/src/main/resources/templates/SageITCO_Master_Agreement_TEMPLATE.docx
@@ -5144,7 +5144,7 @@
               <w:rPr>
                 <w:sz w:val="20"/>
               </w:rPr>
-              <w:t>By: ${ermSignatureImage}</w:t>
+              <w:t>By: ${appendix1ErmSignature}</w:t>
             </w:r>
           </w:p>
         </w:tc>
@@ -5167,7 +5167,7 @@
               <w:rPr>
                 <w:sz w:val="20"/>
               </w:rPr>
-              <w:t>Signature: ${signatureImage}</w:t>
+              <w:t>Signature: ${appendix1Signature}</w:t>
             </w:r>
           </w:p>
         </w:tc>
@@ -5248,7 +5248,7 @@
               <w:rPr>
                 <w:sz w:val="20"/>
               </w:rPr>
-              <w:t>Date: ${ermSignatureDate}</w:t>
+              <w:t>Date: ${appendix1ErmSignatureDate}</w:t>
             </w:r>
           </w:p>
         </w:tc>
@@ -5271,7 +5271,7 @@
               <w:rPr>
                 <w:sz w:val="20"/>
               </w:rPr>
-              <w:t>Date / Email: ${signatureDate} / ${primaryEmail}</w:t>
+              <w:t>Date / Email: ${appendix1SignatureDate} / ${appendix1Email}</w:t>
             </w:r>
           </w:p>
         </w:tc>
@@ -5991,7 +5991,7 @@
               <w:rPr>
                 <w:sz w:val="20"/>
               </w:rPr>
-              <w:t>Signature: ${signatureImage}</w:t>
+              <w:t>Signature: ${appendix2Signature}</w:t>
             </w:r>
           </w:p>
         </w:tc>
@@ -6072,7 +6072,7 @@
               <w:rPr>
                 <w:sz w:val="20"/>
               </w:rPr>
-              <w:t>Date: ${ermSignatureDate}</w:t>
+              <w:t>Date: ${appendix2ErmSignatureDate}</w:t>
             </w:r>
           </w:p>
         </w:tc>
@@ -6095,7 +6095,7 @@
               <w:rPr>
                 <w:sz w:val="20"/>
               </w:rPr>
-              <w:t>Date / Email: ${signatureDate} / ${primaryEmail}</w:t>
+              <w:t>Date / Email: ${appendix2SignatureDate} / ${appendix2Email}</w:t>
             </w:r>
           </w:p>
         </w:tc>
@@ -6530,7 +6530,7 @@
               <w:rPr>
                 <w:sz w:val="20"/>
               </w:rPr>
-              <w:t>By: ${ermSignatureImage}</w:t>
+              <w:t>By: ${appendix3ErmSignature}</w:t>
             </w:r>
           </w:p>
         </w:tc>
@@ -6550,7 +6550,7 @@
               <w:rPr>
                 <w:sz w:val="20"/>
               </w:rPr>
-              <w:t>Signature: ${signatureImage}</w:t>
+              <w:t>Signature: ${appendix3Signature}</w:t>
             </w:r>
           </w:p>
         </w:tc>
@@ -6622,7 +6622,7 @@
               <w:rPr>
                 <w:sz w:val="20"/>
               </w:rPr>
-              <w:t>Date: ${ermSignatureDate}</w:t>
+              <w:t>Date: ${appendix3ErmSignatureDate}</w:t>
             </w:r>
           </w:p>
         </w:tc>
@@ -6642,7 +6642,7 @@
               <w:rPr>
                 <w:sz w:val="20"/>
               </w:rPr>
-              <w:t>Date / Email: ${signatureDate} / ${primaryEmail}</w:t>
+              <w:t>Date / Email: ${appendix3SignatureDate} / ${appendix3Email}</w:t>
             </w:r>
           </w:p>
         </w:tc>
@@ -7092,7 +7092,7 @@
               <w:rPr>
                 <w:sz w:val="20"/>
               </w:rPr>
-              <w:t>By: ${ermSignatureImage}</w:t>
+              <w:t>By: ${appendix4ErmSignature}</w:t>
             </w:r>
           </w:p>
         </w:tc>
@@ -7115,7 +7115,7 @@
               <w:rPr>
                 <w:sz w:val="20"/>
               </w:rPr>
-              <w:t>Signature: ${signatureImage}</w:t>
+              <w:t>Signature: ${appendix4Signature}</w:t>
             </w:r>
           </w:p>
         </w:tc>
@@ -7196,7 +7196,7 @@
               <w:rPr>
                 <w:sz w:val="20"/>
               </w:rPr>
-              <w:t>Date: ${ermSignatureDate}</w:t>
+              <w:t>Date: ${appendix4ErmSignatureDate}</w:t>
             </w:r>
           </w:p>
         </w:tc>
@@ -7219,7 +7219,7 @@
               <w:rPr>
                 <w:sz w:val="20"/>
               </w:rPr>
-              <w:t>Date / Email: ${signatureDate} / ${primaryEmail}</w:t>
+              <w:t>Date / Email: ${appendix4SignatureDate} / ${appendix4Email}</w:t>
             </w:r>
           </w:p>
         </w:tc>
@@ -8056,7 +8056,7 @@
               <w:rPr>
                 <w:sz w:val="20"/>
               </w:rPr>
-              <w:t>By: ${ermSignatureImage}</w:t>
+              <w:t>By: ${appendix5ErmSignature}</w:t>
             </w:r>
           </w:p>
         </w:tc>
@@ -8079,7 +8079,7 @@
               <w:rPr>
                 <w:sz w:val="20"/>
               </w:rPr>
-              <w:t>Signature: ${signatureImage}</w:t>
+              <w:t>Signature: ${appendix5Signature}</w:t>
             </w:r>
           </w:p>
         </w:tc>
@@ -8160,7 +8160,7 @@
               <w:rPr>
                 <w:sz w:val="20"/>
               </w:rPr>
-              <w:t>Date: ${ermSignatureDate}</w:t>
+              <w:t>Date: ${appendix5ErmSignatureDate}</w:t>
             </w:r>
           </w:p>
         </w:tc>
@@ -8183,7 +8183,7 @@
               <w:rPr>
                 <w:sz w:val="20"/>
               </w:rPr>
-              <w:t>Date / Email: ${signatureDate} / ${primaryEmail}</w:t>
+              <w:t>Date / Email: ${appendix5SignatureDate} / ${appendix5Email}</w:t>
             </w:r>
           </w:p>
         </w:tc>
